--- a/ind/docx/35.content.docx
+++ b/ind/docx/35.content.docx
@@ -472,19 +472,7 @@
         <w:rPr>
           <w:lang w:val="id_ID" w:bidi="id_ID"/>
         </w:rPr>
-        <w:t xml:space="preserve">Pada zaman Habakuk, kehancuran dan kekerasan merajalela di masyarakat Yudea (lihat </w:t>
-      </w:r>
-      <w:r>
-        <w:rPr>
-          <w:lang w:val="id_ID" w:bidi="id_ID"/>
-        </w:rPr>
-        <w:t>Pengantar Kitab Habakuk</w:t>
-      </w:r>
-      <w:r>
-        <w:rPr>
-          <w:lang w:val="id_ID" w:bidi="id_ID"/>
-        </w:rPr>
-        <w:t>, "Latar").</w:t>
+        <w:t>Pada zaman Habakuk, kehancuran dan kekerasan merajalela di masyarakat Yudea (lihat Pengantar Kitab Habakuk, "Latar").</w:t>
       </w:r>
       <w:r>
         <w:rPr>
